--- a/external-content/docx/dzen/03-nastroim-za-5000.docx
+++ b/external-content/docx/dzen/03-nastroim-za-5000.docx
@@ -539,7 +539,7 @@
           <w:i/>
           <w:iCs/>
         </w:rPr>
-        <w:t xml:space="preserve">Я частный интернет-маркетолог, настраиваю и веду контекстную рекламу. Что входит в работу и сколько стоит — на сайте: карацапов-даниил-маркетинг.рф</w:t>
+        <w:t xml:space="preserve">Я частный интернет-маркетолог, настраиваю и веду контекстную рекламу. Что входит в работу и сколько стоит — на сайте: karatsapov.ru</w:t>
       </w:r>
     </w:p>
     <w:sectPr>

--- a/external-content/docx/dzen/03-nastroim-za-5000.docx
+++ b/external-content/docx/dzen/03-nastroim-za-5000.docx
@@ -233,10 +233,10 @@
           <w:b/>
           <w:bCs/>
         </w:rPr>
-        <w:t xml:space="preserve">Не видно, по каким запросам идут показы.</w:t>
-      </w:r>
-      <w:r>
-        <w:t xml:space="preserve"> Отчёт урезан. Значит, вы не можете собрать минус-слова — а это главный инструмент экономии.</w:t>
+        <w:t xml:space="preserve">Одна кампания вместо структуры.</w:t>
+      </w:r>
+      <w:r>
+        <w:t xml:space="preserve"> Все услуги идут одним потоком: нельзя развести их по группам со своими объявлениями и посадочными. Человек ищет конкретное, а видит общее.</w:t>
       </w:r>
     </w:p>
     <w:p>

--- a/external-content/docx/dzen/03-nastroim-za-5000.docx
+++ b/external-content/docx/dzen/03-nastroim-za-5000.docx
@@ -313,23 +313,23 @@
         <w:spacing w:after="160" w:line="300"/>
       </w:pPr>
       <w:r>
-        <w:t xml:space="preserve">Без минус-слов примерно треть бюджета уходит на нецелевые запросы — 20 000 ₽ в месяц. Плюс неоптимизированные площадки в РСЯ — ещё сколько-то, но возьмём по минимуму.</w:t>
-      </w:r>
-    </w:p>
-    <w:p>
-      <w:pPr>
-        <w:spacing w:after="160" w:line="300"/>
-      </w:pPr>
-      <w:r>
-        <w:t xml:space="preserve">За два месяца впустую уходит около 40 000 ₽.</w:t>
-      </w:r>
-    </w:p>
-    <w:p>
-      <w:pPr>
-        <w:spacing w:after="160" w:line="300"/>
-      </w:pPr>
-      <w:r>
-        <w:t xml:space="preserve">Нормальная настройка стоила бы 40–50 тысяч разово. Вы сэкономили 35 000 ₽ на настройке и потеряли 40 000 ₽ на бюджете — за два месяца. Дальше разрыв только растёт.</w:t>
+        <w:t xml:space="preserve">Без минус-слов до двух третей бюджета уходит на нецелевые запросы. Возьмём осторожно — половину, 30 000 ₽ в месяц.</w:t>
+      </w:r>
+    </w:p>
+    <w:p>
+      <w:pPr>
+        <w:spacing w:after="160" w:line="300"/>
+      </w:pPr>
+      <w:r>
+        <w:t xml:space="preserve">За два месяца впустую уходит около 60 000 ₽.</w:t>
+      </w:r>
+    </w:p>
+    <w:p>
+      <w:pPr>
+        <w:spacing w:after="160" w:line="300"/>
+      </w:pPr>
+      <w:r>
+        <w:t xml:space="preserve">Нормальная настройка стоила бы 40–50 тысяч разово. Вы сэкономили 35 000 ₽ на настройке и потеряли 60 000 ₽ на бюджете — за два месяца. Дальше разрыв только растёт.</w:t>
       </w:r>
     </w:p>
     <w:p>

--- a/external-content/docx/dzen/03-nastroim-za-5000.docx
+++ b/external-content/docx/dzen/03-nastroim-za-5000.docx
@@ -163,6 +163,18 @@
         <w:spacing w:after="160" w:line="300"/>
       </w:pPr>
       <w:r>
+        <w:rPr>
+          <w:i/>
+          <w:iCs/>
+        </w:rPr>
+        <w:t xml:space="preserve">Подпись: Из чего складываются 20–30 часов на нормальный запуск.</w:t>
+      </w:r>
+    </w:p>
+    <w:p>
+      <w:pPr>
+        <w:spacing w:after="160" w:line="300"/>
+      </w:pPr>
+      <w:r>
         <w:t xml:space="preserve">Теперь поделите 5 000 ₽ на 25 часов. Получается 200 ₽ в час. Столько не стоит работа даже начинающего специалиста.</w:t>
       </w:r>
     </w:p>
@@ -285,6 +297,18 @@
     </w:p>
     <w:p>
       <w:pPr>
+        <w:spacing w:after="160" w:line="300"/>
+      </w:pPr>
+      <w:r>
+        <w:rPr>
+          <w:i/>
+          <w:iCs/>
+        </w:rPr>
+        <w:t xml:space="preserve">Подпись: Что именно вы недополучаете за 5 000 ₽: структура, разделение каналов, аналитика.</w:t>
+      </w:r>
+    </w:p>
+    <w:p>
+      <w:pPr>
         <w:pStyle w:val="Heading2"/>
         <w:spacing w:after="140" w:before="320"/>
       </w:pPr>
@@ -442,6 +466,18 @@
           <w:color w:val="5C7A00"/>
         </w:rPr>
         <w:t xml:space="preserve">[ КАРТИНКА: dzen-03-voprosy.jpg — вставить файл из папки images, эту строку удалить ]</w:t>
+      </w:r>
+    </w:p>
+    <w:p>
+      <w:pPr>
+        <w:spacing w:after="160" w:line="300"/>
+      </w:pPr>
+      <w:r>
+        <w:rPr>
+          <w:i/>
+          <w:iCs/>
+        </w:rPr>
+        <w:t xml:space="preserve">Подпись: Вопросы подрядчику до оплаты. По ответам сразу видно уровень.</w:t>
       </w:r>
     </w:p>
     <w:p>

--- a/external-content/docx/dzen/03-nastroim-za-5000.docx
+++ b/external-content/docx/dzen/03-nastroim-za-5000.docx
@@ -9,6 +9,18 @@
       </w:pPr>
       <w:r>
         <w:t xml:space="preserve">«Настроим рекламу за 5 000» — что вы получаете на самом деле</w:t>
+      </w:r>
+    </w:p>
+    <w:p>
+      <w:pPr>
+        <w:spacing w:after="160" w:line="300"/>
+      </w:pPr>
+      <w:r>
+        <w:rPr>
+          <w:i/>
+          <w:iCs/>
+        </w:rPr>
+        <w:t xml:space="preserve">Подпись обложки: Нормальный запуск — это 20–30 часов работы. Считаю, что физически помещается в пять тысяч рублей.</w:t>
       </w:r>
     </w:p>
     <w:p>

--- a/external-content/docx/dzen/03-nastroim-za-5000.docx
+++ b/external-content/docx/dzen/03-nastroim-za-5000.docx
@@ -260,7 +260,7 @@
         <w:t xml:space="preserve">Одна кампания вместо структуры.</w:t>
       </w:r>
       <w:r>
-        <w:t xml:space="preserve"> Все услуги идут одним потоком: нельзя развести их по группам со своими объявлениями и посадочными. Человек ищет конкретное, а видит общее.</w:t>
+        <w:t xml:space="preserve"> Все услуги идут одним потоком: развести их по группам со своими объявлениями и посадочными нельзя. Человек ищет «кухни на заказ», видит объявление про мебель вообще и идёт к конкуренту, у которого написано именно про кухни.</w:t>
       </w:r>
     </w:p>
     <w:p>
@@ -272,10 +272,10 @@
           <w:b/>
           <w:bCs/>
         </w:rPr>
-        <w:t xml:space="preserve">Поиск и РСЯ работают вместе.</w:t>
-      </w:r>
-      <w:r>
-        <w:t xml:space="preserve"> Их нельзя разделить и оценить отдельно. Если реклама на сайтах-партнёрах съедает бюджет без заявок, вы этого не увидите и не сможете отключить.</w:t>
+        <w:t xml:space="preserve">Поиск и РСЯ в одной связке.</w:t>
+      </w:r>
+      <w:r>
+        <w:t xml:space="preserve"> Система сама распределяет показы между поиском и сетями. Развести их на две кампании со своими бюджетами и оценивать по отдельности, как в экспертном режиме, не получится.</w:t>
       </w:r>
     </w:p>
     <w:p>
@@ -287,10 +287,10 @@
           <w:b/>
           <w:bCs/>
         </w:rPr>
-        <w:t xml:space="preserve">Нет структуры.</w:t>
-      </w:r>
-      <w:r>
-        <w:t xml:space="preserve"> Все услуги в одной куче, одно объявление на всё. Человек ищет «кухни на заказ», видит объявление про мебель вообще и идёт к конкуренту, у которого написано именно про кухни.</w:t>
+        <w:t xml:space="preserve">Меньше рычагов управления.</w:t>
+      </w:r>
+      <w:r>
+        <w:t xml:space="preserve"> Часть решений по ставкам, корректировкам и таргетингу система принимает сама. Пока цена заявки устраивает — это удобно. Когда поехала — вмешаться получается не везде.</w:t>
       </w:r>
     </w:p>
     <w:p>
@@ -316,7 +316,15 @@
           <w:i/>
           <w:iCs/>
         </w:rPr>
-        <w:t xml:space="preserve">Подпись: Что именно вы недополучаете за 5 000 ₽: структура, разделение каналов, аналитика.</w:t>
+        <w:t xml:space="preserve">Подпись: Чего Мастер кампаний не даёт по сравнению с экспертным режимом.</w:t>
+      </w:r>
+    </w:p>
+    <w:p>
+      <w:pPr>
+        <w:spacing w:after="160" w:line="300"/>
+      </w:pPr>
+      <w:r>
+        <w:t xml:space="preserve">Отдельно оговорюсь, потому что об этом часто пишут неверно: отчёт по поисковым запросам и исключение площадок в Мастере доступны. Минус-слова собирать и мусорные площадки отсекать можно, и делать это нужно так же регулярно, как в обычных кампаниях. Проблема не в инструменте, а в том, что за 5 000 ₽ этим потом никто не занимается.</w:t>
       </w:r>
     </w:p>
     <w:p>
